--- a/第四次作业-22376098-杨焘溟.docx
+++ b/第四次作业-22376098-杨焘溟.docx
@@ -27,12 +27,10 @@
       </w:r>
     </w:p>
     <w:p>
-      <w:pPr>
-        <w:rPr>
-          <w:rFonts w:hint="eastAsia"/>
-        </w:rPr>
-      </w:pPr>
-      <w:r>
+      <w:r>
+        <w:rPr>
+          <w:noProof/>
+        </w:rPr>
         <w:drawing>
           <wp:inline distT="0" distB="0" distL="0" distR="0" wp14:anchorId="6C5F73AD" wp14:editId="3DBD0F8D">
             <wp:extent cx="5731510" cy="3947795"/>
@@ -143,19 +141,8 @@
         <w:t>DT4 存储 DT2 长度：8 字节</w:t>
       </w:r>
     </w:p>
-    <w:p>
-      <w:pPr>
-        <w:rPr>
-          <w:rFonts w:hint="eastAsia"/>
-        </w:rPr>
-      </w:pPr>
-    </w:p>
-    <w:p>
-      <w:pPr>
-        <w:rPr>
-          <w:rFonts w:hint="eastAsia"/>
-        </w:rPr>
-      </w:pPr>
+    <w:p/>
+    <w:p>
       <w:r>
         <w:t xml:space="preserve">4. </w:t>
       </w:r>
@@ -202,13 +189,7 @@
         <w:t>答：没有。COUNT EQU $-DT1 是 等值定义（EQU），在汇编时被替换为常数 4，不分配内存空间。</w:t>
       </w:r>
     </w:p>
-    <w:p>
-      <w:pPr>
-        <w:rPr>
-          <w:rFonts w:hint="eastAsia"/>
-        </w:rPr>
-      </w:pPr>
-    </w:p>
+    <w:p/>
     <w:p>
       <w:pPr>
         <w:rPr>
@@ -276,13 +257,7 @@
         <w:rPr>
           <w:rFonts w:hint="eastAsia"/>
         </w:rPr>
-        <w:t xml:space="preserve"> </w:t>
-      </w:r>
-      <w:r>
-        <w:rPr>
-          <w:rFonts w:hint="eastAsia"/>
-        </w:rPr>
-        <w:t>含义：</w:t>
+        <w:t xml:space="preserve"> 含义：</w:t>
       </w:r>
       <w:r>
         <w:t xml:space="preserve"> DT2 所占的内存字节数</w:t>
@@ -318,7 +293,6 @@
     <w:p>
       <w:pPr>
         <w:rPr>
-          <w:rFonts w:hint="eastAsia"/>
           <w:b/>
           <w:bCs/>
         </w:rPr>
@@ -358,6 +332,9 @@
     </w:p>
     <w:p>
       <w:r>
+        <w:rPr>
+          <w:noProof/>
+        </w:rPr>
         <w:drawing>
           <wp:inline distT="0" distB="0" distL="0" distR="0" wp14:anchorId="1422190E" wp14:editId="10335A09">
             <wp:extent cx="5731510" cy="4037965"/>
@@ -400,13 +377,7 @@
         <w:rPr>
           <w:rFonts w:hint="eastAsia"/>
         </w:rPr>
-        <w:t>三，</w:t>
-      </w:r>
-      <w:r>
-        <w:rPr>
-          <w:rFonts w:hint="eastAsia"/>
-        </w:rPr>
-        <w:t>思考题</w:t>
+        <w:t>三，思考题</w:t>
       </w:r>
     </w:p>
     <w:p/>
@@ -440,31 +411,7 @@
         <w:rPr>
           <w:rFonts w:hint="eastAsia"/>
         </w:rPr>
-        <w:t>挂起系统</w:t>
-      </w:r>
-      <w:r>
-        <w:rPr>
-          <w:rFonts w:hint="eastAsia"/>
-        </w:rPr>
-        <w:t>，</w:t>
-      </w:r>
-      <w:r>
-        <w:rPr>
-          <w:rFonts w:hint="eastAsia"/>
-        </w:rPr>
-        <w:t>内存泄漏</w:t>
-      </w:r>
-      <w:r>
-        <w:rPr>
-          <w:rFonts w:hint="eastAsia"/>
-        </w:rPr>
-        <w:t>，</w:t>
-      </w:r>
-      <w:r>
-        <w:rPr>
-          <w:rFonts w:hint="eastAsia"/>
-        </w:rPr>
-        <w:t>后续程序无法正常运行</w:t>
+        <w:t>挂起系统，内存泄漏，后续程序无法正常运行</w:t>
       </w:r>
     </w:p>
     <w:p/>
@@ -521,13 +468,7 @@
         <w:rPr>
           <w:rFonts w:hint="eastAsia"/>
         </w:rPr>
-        <w:t>，</w:t>
-      </w:r>
-      <w:r>
-        <w:rPr>
-          <w:rFonts w:hint="eastAsia"/>
-        </w:rPr>
-        <w:t>数据段</w:t>
+        <w:t>，数据段</w:t>
       </w:r>
       <w:r>
         <w:t xml:space="preserve"> (DS)</w:t>
@@ -536,17 +477,31 @@
         <w:rPr>
           <w:rFonts w:hint="eastAsia"/>
         </w:rPr>
-        <w:t>，</w:t>
-      </w:r>
-      <w:r>
-        <w:rPr>
-          <w:rFonts w:hint="eastAsia"/>
-        </w:rPr>
-        <w:t>堆栈段</w:t>
+        <w:t>，堆栈段</w:t>
       </w:r>
       <w:r>
         <w:t xml:space="preserve"> (SS)</w:t>
       </w:r>
+      <w:r>
+        <w:rPr>
+          <w:rFonts w:hint="eastAsia"/>
+        </w:rPr>
+        <w:t>，附加</w:t>
+      </w:r>
+      <w:proofErr w:type="gramStart"/>
+      <w:r>
+        <w:rPr>
+          <w:rFonts w:hint="eastAsia"/>
+        </w:rPr>
+        <w:t>段数据</w:t>
+      </w:r>
+      <w:proofErr w:type="gramEnd"/>
+      <w:r>
+        <w:rPr>
+          <w:rFonts w:hint="eastAsia"/>
+        </w:rPr>
+        <w:t>寄存器（ES）</w:t>
+      </w:r>
     </w:p>
     <w:p/>
     <w:p>
@@ -562,19 +517,86 @@
         <w:rPr>
           <w:rFonts w:hint="eastAsia"/>
         </w:rPr>
-        <w:t>答：代码段</w:t>
-      </w:r>
-      <w:r>
-        <w:rPr>
-          <w:rFonts w:hint="eastAsia"/>
-        </w:rPr>
-        <w:t>必不可少，</w:t>
-      </w:r>
-      <w:r>
-        <w:rPr>
-          <w:rFonts w:hint="eastAsia"/>
-        </w:rPr>
-        <w:t>没有代码段，程序无法执行。</w:t>
+        <w:t>答：代码段必不可少，没有代码段，程序无法执行。</w:t>
+      </w:r>
+    </w:p>
+    <w:p/>
+    <w:p>
+      <w:r>
+        <w:rPr>
+          <w:rFonts w:hint="eastAsia"/>
+        </w:rPr>
+        <w:t>下面是我的源程序：</w:t>
+      </w:r>
+      <w:r>
+        <w:br/>
+      </w:r>
+    </w:p>
+    <w:p>
+      <w:proofErr w:type="gramStart"/>
+      <w:r>
+        <w:t>.MODEL</w:t>
+      </w:r>
+      <w:proofErr w:type="gramEnd"/>
+      <w:r>
+        <w:t xml:space="preserve"> SMALL</w:t>
+      </w:r>
+    </w:p>
+    <w:p>
+      <w:proofErr w:type="gramStart"/>
+      <w:r>
+        <w:t>.STACK</w:t>
+      </w:r>
+      <w:proofErr w:type="gramEnd"/>
+      <w:r>
+        <w:t xml:space="preserve"> 100H</w:t>
+      </w:r>
+    </w:p>
+    <w:p/>
+    <w:p>
+      <w:r>
+        <w:t>.DATA</w:t>
+      </w:r>
+    </w:p>
+    <w:p>
+      <w:r>
+        <w:t xml:space="preserve">    DT1     DB  1, 2, 'AB'</w:t>
+      </w:r>
+    </w:p>
+    <w:p>
+      <w:r>
+        <w:t xml:space="preserve">    COUNT   EQU $-DT1               </w:t>
+      </w:r>
+    </w:p>
+    <w:p>
+      <w:r>
+        <w:t xml:space="preserve">    DT2     DW  1, 2, 'AB'</w:t>
+      </w:r>
+    </w:p>
+    <w:p>
+      <w:r>
+        <w:t xml:space="preserve">    DT3     </w:t>
+      </w:r>
+      <w:proofErr w:type="gramStart"/>
+      <w:r>
+        <w:t>DW  DT</w:t>
+      </w:r>
+      <w:proofErr w:type="gramEnd"/>
+      <w:r>
+        <w:t>2</w:t>
+      </w:r>
+    </w:p>
+    <w:p>
+      <w:r>
+        <w:t xml:space="preserve">    DT4     </w:t>
+      </w:r>
+      <w:proofErr w:type="gramStart"/>
+      <w:r>
+        <w:t>DW  $</w:t>
+      </w:r>
+      <w:proofErr w:type="gramEnd"/>
+      <w:r>
+        <w:t xml:space="preserve">-DT2               </w:t>
       </w:r>
     </w:p>
     <w:p/>
@@ -585,13 +607,20 @@
         </w:rPr>
       </w:pPr>
       <w:r>
-        <w:rPr>
-          <w:rFonts w:hint="eastAsia"/>
-        </w:rPr>
-        <w:t>下面是我的源程序：</w:t>
-      </w:r>
-      <w:r>
-        <w:br/>
+        <w:t xml:space="preserve">    </w:t>
+      </w:r>
+      <w:r>
+        <w:rPr>
+          <w:lang w:val="zh-CN"/>
+        </w:rPr>
+        <w:t xml:space="preserve">; </w:t>
+      </w:r>
+      <w:r>
+        <w:rPr>
+          <w:rFonts w:hint="eastAsia"/>
+          <w:lang w:val="zh-CN"/>
+        </w:rPr>
+        <w:t>输入缓冲区</w:t>
       </w:r>
     </w:p>
     <w:p>
@@ -604,7 +633,7 @@
         <w:rPr>
           <w:lang w:val="zh-CN"/>
         </w:rPr>
-        <w:t>.MODEL SMALL</w:t>
+        <w:t xml:space="preserve">    SN      DB  9, 0, 9 DUP(?)  </w:t>
       </w:r>
     </w:p>
     <w:p>
@@ -617,7 +646,7 @@
         <w:rPr>
           <w:lang w:val="zh-CN"/>
         </w:rPr>
-        <w:t>.STACK 100H</w:t>
+        <w:t xml:space="preserve">    NAM     DB  31, 0, 31 DUP(?)    </w:t>
       </w:r>
     </w:p>
     <w:p>
@@ -637,7 +666,40 @@
         <w:rPr>
           <w:lang w:val="zh-CN"/>
         </w:rPr>
-        <w:t>.DATA</w:t>
+        <w:t xml:space="preserve">    ; </w:t>
+      </w:r>
+      <w:r>
+        <w:rPr>
+          <w:rFonts w:hint="eastAsia"/>
+          <w:lang w:val="zh-CN"/>
+        </w:rPr>
+        <w:t>提示信息（用</w:t>
+      </w:r>
+      <w:r>
+        <w:rPr>
+          <w:lang w:val="zh-CN"/>
+        </w:rPr>
+        <w:t xml:space="preserve"> $ </w:t>
+      </w:r>
+      <w:r>
+        <w:rPr>
+          <w:rFonts w:hint="eastAsia"/>
+          <w:lang w:val="zh-CN"/>
+        </w:rPr>
+        <w:t>结尾，供</w:t>
+      </w:r>
+      <w:r>
+        <w:rPr>
+          <w:lang w:val="zh-CN"/>
+        </w:rPr>
+        <w:t xml:space="preserve"> 09H </w:t>
+      </w:r>
+      <w:r>
+        <w:rPr>
+          <w:rFonts w:hint="eastAsia"/>
+          <w:lang w:val="zh-CN"/>
+        </w:rPr>
+        <w:t>输出）</w:t>
       </w:r>
     </w:p>
     <w:p>
@@ -650,78 +712,140 @@
         <w:rPr>
           <w:lang w:val="zh-CN"/>
         </w:rPr>
-        <w:t xml:space="preserve">    DT1     DB  1, 2, 'AB'</w:t>
-      </w:r>
-    </w:p>
-    <w:p>
-      <w:pPr>
-        <w:rPr>
-          <w:lang w:val="zh-CN"/>
-        </w:rPr>
-      </w:pPr>
-      <w:r>
-        <w:rPr>
-          <w:lang w:val="zh-CN"/>
-        </w:rPr>
-        <w:t xml:space="preserve">    COUNT   EQU $-DT1               </w:t>
-      </w:r>
-    </w:p>
-    <w:p>
-      <w:pPr>
-        <w:rPr>
-          <w:lang w:val="zh-CN"/>
-        </w:rPr>
-      </w:pPr>
-      <w:r>
-        <w:rPr>
-          <w:lang w:val="zh-CN"/>
-        </w:rPr>
-        <w:t xml:space="preserve">    DT2     DW  1, 2, 'AB'</w:t>
-      </w:r>
-    </w:p>
-    <w:p>
-      <w:pPr>
-        <w:rPr>
-          <w:lang w:val="zh-CN"/>
-        </w:rPr>
-      </w:pPr>
-      <w:r>
-        <w:rPr>
-          <w:lang w:val="zh-CN"/>
-        </w:rPr>
-        <w:t xml:space="preserve">    DT3     DW  DT2</w:t>
-      </w:r>
-    </w:p>
-    <w:p>
-      <w:pPr>
-        <w:rPr>
-          <w:lang w:val="zh-CN"/>
-        </w:rPr>
-      </w:pPr>
-      <w:r>
-        <w:rPr>
-          <w:lang w:val="zh-CN"/>
-        </w:rPr>
-        <w:t xml:space="preserve">    DT4     DW  $-DT2               </w:t>
-      </w:r>
-    </w:p>
-    <w:p>
-      <w:pPr>
-        <w:rPr>
-          <w:lang w:val="zh-CN"/>
-        </w:rPr>
-      </w:pPr>
-    </w:p>
-    <w:p>
-      <w:pPr>
-        <w:rPr>
-          <w:lang w:val="zh-CN"/>
-        </w:rPr>
-      </w:pPr>
-      <w:r>
-        <w:rPr>
-          <w:lang w:val="zh-CN"/>
-        </w:rPr>
+        <w:t xml:space="preserve">    MSG1    DB  0DH, 0AH, 'Please input your student ID (8 digits): $'</w:t>
+      </w:r>
+    </w:p>
+    <w:p>
+      <w:r>
+        <w:rPr>
+          <w:lang w:val="zh-CN"/>
+        </w:rPr>
+        <w:t xml:space="preserve">    </w:t>
+      </w:r>
+      <w:r>
+        <w:t>MSG2    DB  0DH, 0AH, 'Please input your name pinyin: $'</w:t>
+      </w:r>
+    </w:p>
+    <w:p>
+      <w:r>
+        <w:t xml:space="preserve">    MSG3    DB  0DH, 0AH, 'Your ID: $'</w:t>
+      </w:r>
+    </w:p>
+    <w:p>
+      <w:r>
+        <w:t xml:space="preserve">    MSG4    DB  0DH, 0AH, 'Your Name: $'</w:t>
+      </w:r>
+    </w:p>
+    <w:p>
+      <w:r>
+        <w:t xml:space="preserve">    CRLF    DB  0DH, 0AH, '$'</w:t>
+      </w:r>
+    </w:p>
+    <w:p/>
+    <w:p>
+      <w:proofErr w:type="gramStart"/>
+      <w:r>
+        <w:t>.CODE</w:t>
+      </w:r>
+      <w:proofErr w:type="gramEnd"/>
+    </w:p>
+    <w:p>
+      <w:r>
+        <w:t>MAIN PROC</w:t>
+      </w:r>
+    </w:p>
+    <w:p>
+      <w:r>
+        <w:t xml:space="preserve">    MOV AX, @DATA</w:t>
+      </w:r>
+    </w:p>
+    <w:p>
+      <w:r>
+        <w:t xml:space="preserve">    MOV DS, AX</w:t>
+      </w:r>
+    </w:p>
+    <w:p/>
+    <w:p>
+      <w:r>
+        <w:t xml:space="preserve">    ;========== </w:t>
+      </w:r>
+      <w:r>
+        <w:rPr>
+          <w:rFonts w:hint="eastAsia"/>
+          <w:lang w:val="zh-CN"/>
+        </w:rPr>
+        <w:t>显示</w:t>
+      </w:r>
+      <w:r>
+        <w:t xml:space="preserve"> 1 </w:t>
+      </w:r>
+      <w:r>
+        <w:rPr>
+          <w:rFonts w:hint="eastAsia"/>
+          <w:lang w:val="zh-CN"/>
+        </w:rPr>
+        <w:t>和</w:t>
+      </w:r>
+      <w:r>
+        <w:t xml:space="preserve"> A ==========</w:t>
+      </w:r>
+    </w:p>
+    <w:p>
+      <w:r>
+        <w:t xml:space="preserve">    MOV DL, DT1</w:t>
+      </w:r>
+    </w:p>
+    <w:p>
+      <w:r>
+        <w:t xml:space="preserve">    ADD DL, 30H                 ; 1 </w:t>
+      </w:r>
+      <w:r>
+        <w:rPr>
+          <w:rFonts w:hint="eastAsia"/>
+        </w:rPr>
+        <w:t>→</w:t>
+      </w:r>
+      <w:r>
+        <w:t xml:space="preserve"> '1'</w:t>
+      </w:r>
+    </w:p>
+    <w:p>
+      <w:r>
+        <w:t xml:space="preserve">    MOV AH, 02H</w:t>
+      </w:r>
+    </w:p>
+    <w:p>
+      <w:r>
+        <w:t xml:space="preserve">    INT 21H</w:t>
+      </w:r>
+    </w:p>
+    <w:p/>
+    <w:p>
+      <w:r>
+        <w:t xml:space="preserve">    MOV DL, DT1 + 2           </w:t>
+      </w:r>
+      <w:proofErr w:type="gramStart"/>
+      <w:r>
+        <w:t xml:space="preserve">  ;</w:t>
+      </w:r>
+      <w:proofErr w:type="gramEnd"/>
+      <w:r>
+        <w:t xml:space="preserve"> 'A'</w:t>
+      </w:r>
+    </w:p>
+    <w:p>
+      <w:r>
+        <w:t xml:space="preserve">    MOV AH, 02H</w:t>
+      </w:r>
+    </w:p>
+    <w:p>
+      <w:r>
+        <w:t xml:space="preserve">    INT 21H</w:t>
+      </w:r>
+    </w:p>
+    <w:p/>
+    <w:p>
+      <w:r>
         <w:t xml:space="preserve">    ; </w:t>
       </w:r>
       <w:r>
@@ -729,52 +853,168 @@
           <w:rFonts w:hint="eastAsia"/>
           <w:lang w:val="zh-CN"/>
         </w:rPr>
-        <w:t>输入缓冲区</w:t>
-      </w:r>
-    </w:p>
-    <w:p>
-      <w:pPr>
-        <w:rPr>
-          <w:lang w:val="zh-CN"/>
-        </w:rPr>
-      </w:pPr>
-      <w:r>
-        <w:rPr>
-          <w:lang w:val="zh-CN"/>
-        </w:rPr>
-        <w:t xml:space="preserve">    SN      DB  9, 0, 9 DUP(?)  </w:t>
-      </w:r>
-    </w:p>
-    <w:p>
-      <w:pPr>
-        <w:rPr>
-          <w:lang w:val="zh-CN"/>
-        </w:rPr>
-      </w:pPr>
-      <w:r>
-        <w:rPr>
-          <w:lang w:val="zh-CN"/>
-        </w:rPr>
-        <w:t xml:space="preserve">    NAM     DB  31, 0, 31 DUP(?)    </w:t>
-      </w:r>
-    </w:p>
-    <w:p>
-      <w:pPr>
-        <w:rPr>
-          <w:lang w:val="zh-CN"/>
-        </w:rPr>
-      </w:pPr>
-    </w:p>
-    <w:p>
-      <w:pPr>
-        <w:rPr>
-          <w:lang w:val="zh-CN"/>
-        </w:rPr>
-      </w:pPr>
-      <w:r>
-        <w:rPr>
-          <w:lang w:val="zh-CN"/>
-        </w:rPr>
+        <w:t>换行</w:t>
+      </w:r>
+    </w:p>
+    <w:p>
+      <w:r>
+        <w:t xml:space="preserve">    LEA DX, CRLF</w:t>
+      </w:r>
+    </w:p>
+    <w:p>
+      <w:r>
+        <w:t xml:space="preserve">    MOV AH, 09H</w:t>
+      </w:r>
+    </w:p>
+    <w:p>
+      <w:r>
+        <w:t xml:space="preserve">    INT 21H</w:t>
+      </w:r>
+    </w:p>
+    <w:p/>
+    <w:p>
+      <w:r>
+        <w:t xml:space="preserve">    ;========== </w:t>
+      </w:r>
+      <w:r>
+        <w:rPr>
+          <w:rFonts w:hint="eastAsia"/>
+          <w:lang w:val="zh-CN"/>
+        </w:rPr>
+        <w:t>输入学号</w:t>
+      </w:r>
+      <w:r>
+        <w:t xml:space="preserve"> ==========</w:t>
+      </w:r>
+    </w:p>
+    <w:p>
+      <w:r>
+        <w:t xml:space="preserve">    LEA DX, MSG1</w:t>
+      </w:r>
+    </w:p>
+    <w:p>
+      <w:r>
+        <w:t xml:space="preserve">    MOV AH, 09H</w:t>
+      </w:r>
+    </w:p>
+    <w:p>
+      <w:r>
+        <w:t xml:space="preserve">    INT 21H</w:t>
+      </w:r>
+    </w:p>
+    <w:p/>
+    <w:p>
+      <w:r>
+        <w:t xml:space="preserve">    LEA DX, SN</w:t>
+      </w:r>
+    </w:p>
+    <w:p>
+      <w:r>
+        <w:t xml:space="preserve">    MOV AH, 0AH</w:t>
+      </w:r>
+    </w:p>
+    <w:p>
+      <w:r>
+        <w:t xml:space="preserve">    INT 21H                     </w:t>
+      </w:r>
+    </w:p>
+    <w:p/>
+    <w:p>
+      <w:r>
+        <w:t xml:space="preserve">    ;========== </w:t>
+      </w:r>
+      <w:r>
+        <w:rPr>
+          <w:rFonts w:hint="eastAsia"/>
+          <w:lang w:val="zh-CN"/>
+        </w:rPr>
+        <w:t>输入姓名</w:t>
+      </w:r>
+      <w:r>
+        <w:t xml:space="preserve"> ==========</w:t>
+      </w:r>
+    </w:p>
+    <w:p>
+      <w:r>
+        <w:t xml:space="preserve">    LEA DX, MSG2</w:t>
+      </w:r>
+    </w:p>
+    <w:p>
+      <w:r>
+        <w:t xml:space="preserve">    MOV AH, 09H</w:t>
+      </w:r>
+    </w:p>
+    <w:p>
+      <w:r>
+        <w:t xml:space="preserve">    INT 21H</w:t>
+      </w:r>
+    </w:p>
+    <w:p/>
+    <w:p>
+      <w:r>
+        <w:t xml:space="preserve">    LEA DX, NAM</w:t>
+      </w:r>
+    </w:p>
+    <w:p>
+      <w:r>
+        <w:t xml:space="preserve">    MOV AH, 0AH</w:t>
+      </w:r>
+    </w:p>
+    <w:p>
+      <w:r>
+        <w:t xml:space="preserve">    INT 21H                     </w:t>
+      </w:r>
+    </w:p>
+    <w:p/>
+    <w:p>
+      <w:r>
+        <w:t xml:space="preserve">    ;========== </w:t>
+      </w:r>
+      <w:r>
+        <w:rPr>
+          <w:rFonts w:hint="eastAsia"/>
+          <w:lang w:val="zh-CN"/>
+        </w:rPr>
+        <w:t>任务</w:t>
+      </w:r>
+      <w:r>
+        <w:t>6</w:t>
+      </w:r>
+      <w:r>
+        <w:rPr>
+          <w:rFonts w:hint="eastAsia"/>
+        </w:rPr>
+        <w:t>：</w:t>
+      </w:r>
+      <w:r>
+        <w:rPr>
+          <w:rFonts w:hint="eastAsia"/>
+          <w:lang w:val="zh-CN"/>
+        </w:rPr>
+        <w:t>输出</w:t>
+      </w:r>
+      <w:r>
+        <w:t xml:space="preserve"> ==========</w:t>
+      </w:r>
+    </w:p>
+    <w:p>
+      <w:r>
+        <w:t xml:space="preserve">    LEA DX, MSG3</w:t>
+      </w:r>
+    </w:p>
+    <w:p>
+      <w:r>
+        <w:t xml:space="preserve">    MOV AH, 09H</w:t>
+      </w:r>
+    </w:p>
+    <w:p>
+      <w:r>
+        <w:t xml:space="preserve">    INT 21H</w:t>
+      </w:r>
+    </w:p>
+    <w:p/>
+    <w:p>
+      <w:r>
         <w:t xml:space="preserve">    ; </w:t>
       </w:r>
       <w:r>
@@ -782,957 +1022,90 @@
           <w:rFonts w:hint="eastAsia"/>
           <w:lang w:val="zh-CN"/>
         </w:rPr>
-        <w:t>提示信息（用</w:t>
-      </w:r>
-      <w:r>
-        <w:rPr>
-          <w:lang w:val="zh-CN"/>
-        </w:rPr>
-        <w:t xml:space="preserve"> $ </w:t>
-      </w:r>
-      <w:r>
-        <w:rPr>
-          <w:rFonts w:hint="eastAsia"/>
-          <w:lang w:val="zh-CN"/>
-        </w:rPr>
-        <w:t>结尾，供</w:t>
-      </w:r>
-      <w:r>
-        <w:rPr>
-          <w:lang w:val="zh-CN"/>
-        </w:rPr>
-        <w:t xml:space="preserve"> 09H </w:t>
-      </w:r>
-      <w:r>
-        <w:rPr>
-          <w:rFonts w:hint="eastAsia"/>
-          <w:lang w:val="zh-CN"/>
-        </w:rPr>
-        <w:t>输出）</w:t>
-      </w:r>
-    </w:p>
-    <w:p>
-      <w:pPr>
-        <w:rPr>
-          <w:lang w:val="zh-CN"/>
-        </w:rPr>
-      </w:pPr>
-      <w:r>
-        <w:rPr>
-          <w:lang w:val="zh-CN"/>
-        </w:rPr>
-        <w:t xml:space="preserve">    MSG1    DB  0DH, 0AH, 'Please input your student ID (8 digits): $'</w:t>
-      </w:r>
-    </w:p>
-    <w:p>
-      <w:pPr>
-        <w:rPr>
-          <w:lang w:val="zh-CN"/>
-        </w:rPr>
-      </w:pPr>
-      <w:r>
-        <w:rPr>
-          <w:lang w:val="zh-CN"/>
-        </w:rPr>
-        <w:t xml:space="preserve">    MSG2    DB  0DH, 0AH, 'Please input your name pinyin: $'</w:t>
-      </w:r>
-    </w:p>
-    <w:p>
-      <w:pPr>
-        <w:rPr>
-          <w:lang w:val="zh-CN"/>
-        </w:rPr>
-      </w:pPr>
-      <w:r>
-        <w:rPr>
-          <w:lang w:val="zh-CN"/>
-        </w:rPr>
-        <w:t xml:space="preserve">    MSG3    DB  0DH, 0AH, 'Your ID: $'</w:t>
-      </w:r>
-    </w:p>
-    <w:p>
-      <w:pPr>
-        <w:rPr>
-          <w:lang w:val="zh-CN"/>
-        </w:rPr>
-      </w:pPr>
-      <w:r>
-        <w:rPr>
-          <w:lang w:val="zh-CN"/>
-        </w:rPr>
-        <w:t xml:space="preserve">    MSG4    DB  0DH, 0AH, 'Your Name: $'</w:t>
-      </w:r>
-    </w:p>
-    <w:p>
-      <w:pPr>
-        <w:rPr>
-          <w:lang w:val="zh-CN"/>
-        </w:rPr>
-      </w:pPr>
-      <w:r>
-        <w:rPr>
-          <w:lang w:val="zh-CN"/>
-        </w:rPr>
-        <w:t xml:space="preserve">    CRLF    DB  0DH, 0AH, '$'</w:t>
-      </w:r>
-    </w:p>
-    <w:p>
-      <w:pPr>
-        <w:rPr>
-          <w:lang w:val="zh-CN"/>
-        </w:rPr>
-      </w:pPr>
-    </w:p>
-    <w:p>
-      <w:pPr>
-        <w:rPr>
-          <w:lang w:val="zh-CN"/>
-        </w:rPr>
-      </w:pPr>
-      <w:r>
-        <w:rPr>
-          <w:lang w:val="zh-CN"/>
-        </w:rPr>
-        <w:t>.CODE</w:t>
-      </w:r>
-    </w:p>
-    <w:p>
-      <w:pPr>
-        <w:rPr>
-          <w:lang w:val="zh-CN"/>
-        </w:rPr>
-      </w:pPr>
-      <w:r>
-        <w:rPr>
-          <w:lang w:val="zh-CN"/>
-        </w:rPr>
-        <w:t>MAIN PROC</w:t>
-      </w:r>
-    </w:p>
-    <w:p>
-      <w:pPr>
-        <w:rPr>
-          <w:lang w:val="zh-CN"/>
-        </w:rPr>
-      </w:pPr>
-      <w:r>
-        <w:rPr>
-          <w:lang w:val="zh-CN"/>
-        </w:rPr>
-        <w:t xml:space="preserve">    MOV AX, @DATA</w:t>
-      </w:r>
-    </w:p>
-    <w:p>
-      <w:pPr>
-        <w:rPr>
-          <w:lang w:val="zh-CN"/>
-        </w:rPr>
-      </w:pPr>
-      <w:r>
-        <w:rPr>
-          <w:lang w:val="zh-CN"/>
-        </w:rPr>
-        <w:t xml:space="preserve">    MOV DS, AX</w:t>
-      </w:r>
-    </w:p>
-    <w:p>
-      <w:pPr>
-        <w:rPr>
-          <w:lang w:val="zh-CN"/>
-        </w:rPr>
-      </w:pPr>
-    </w:p>
-    <w:p>
-      <w:pPr>
-        <w:rPr>
-          <w:lang w:val="zh-CN"/>
-        </w:rPr>
-      </w:pPr>
-      <w:r>
-        <w:rPr>
-          <w:lang w:val="zh-CN"/>
-        </w:rPr>
-        <w:t xml:space="preserve">    ;========== </w:t>
-      </w:r>
-      <w:r>
-        <w:rPr>
-          <w:rFonts w:hint="eastAsia"/>
-          <w:lang w:val="zh-CN"/>
-        </w:rPr>
-        <w:t>显示</w:t>
-      </w:r>
-      <w:r>
-        <w:rPr>
-          <w:lang w:val="zh-CN"/>
-        </w:rPr>
-        <w:t xml:space="preserve"> 1 </w:t>
-      </w:r>
-      <w:r>
-        <w:rPr>
-          <w:rFonts w:hint="eastAsia"/>
-          <w:lang w:val="zh-CN"/>
-        </w:rPr>
-        <w:t>和</w:t>
-      </w:r>
-      <w:r>
-        <w:rPr>
-          <w:lang w:val="zh-CN"/>
-        </w:rPr>
-        <w:t xml:space="preserve"> A ==========</w:t>
-      </w:r>
-    </w:p>
-    <w:p>
-      <w:pPr>
-        <w:rPr>
-          <w:lang w:val="zh-CN"/>
-        </w:rPr>
-      </w:pPr>
-      <w:r>
-        <w:rPr>
-          <w:lang w:val="zh-CN"/>
-        </w:rPr>
-        <w:t xml:space="preserve">    MOV DL, DT1</w:t>
-      </w:r>
-    </w:p>
-    <w:p>
-      <w:pPr>
-        <w:rPr>
-          <w:lang w:val="zh-CN"/>
-        </w:rPr>
-      </w:pPr>
-      <w:r>
-        <w:rPr>
-          <w:lang w:val="zh-CN"/>
-        </w:rPr>
-        <w:t xml:space="preserve">    ADD DL, 30H                 ; 1 </w:t>
-      </w:r>
-      <w:r>
-        <w:rPr>
-          <w:rFonts w:hint="eastAsia"/>
-          <w:lang w:val="zh-CN"/>
-        </w:rPr>
-        <w:t>→</w:t>
-      </w:r>
-      <w:r>
-        <w:rPr>
-          <w:lang w:val="zh-CN"/>
-        </w:rPr>
-        <w:t xml:space="preserve"> '1'</w:t>
-      </w:r>
-    </w:p>
-    <w:p>
-      <w:pPr>
-        <w:rPr>
-          <w:lang w:val="zh-CN"/>
-        </w:rPr>
-      </w:pPr>
-      <w:r>
-        <w:rPr>
-          <w:lang w:val="zh-CN"/>
-        </w:rPr>
+        <w:t>输出学号</w:t>
+      </w:r>
+    </w:p>
+    <w:p>
+      <w:r>
+        <w:t xml:space="preserve">    LEA SI, SN + 2</w:t>
+      </w:r>
+    </w:p>
+    <w:p>
+      <w:r>
+        <w:t xml:space="preserve">    MOV CL, [SN + 1]            </w:t>
+      </w:r>
+    </w:p>
+    <w:p>
+      <w:r>
+        <w:t xml:space="preserve">    MOV CH, 0</w:t>
+      </w:r>
+    </w:p>
+    <w:p>
+      <w:r>
+        <w:t>OUTPUT_ID:</w:t>
+      </w:r>
+    </w:p>
+    <w:p>
+      <w:r>
+        <w:t xml:space="preserve">    MOV DL, [SI]</w:t>
+      </w:r>
+    </w:p>
+    <w:p>
+      <w:r>
         <w:t xml:space="preserve">    MOV AH, 02H</w:t>
       </w:r>
     </w:p>
     <w:p>
-      <w:pPr>
-        <w:rPr>
-          <w:lang w:val="zh-CN"/>
-        </w:rPr>
-      </w:pPr>
-      <w:r>
-        <w:rPr>
-          <w:lang w:val="zh-CN"/>
-        </w:rPr>
+      <w:r>
         <w:t xml:space="preserve">    INT 21H</w:t>
       </w:r>
     </w:p>
     <w:p>
-      <w:pPr>
-        <w:rPr>
-          <w:lang w:val="zh-CN"/>
-        </w:rPr>
-      </w:pPr>
-    </w:p>
-    <w:p>
-      <w:pPr>
-        <w:rPr>
-          <w:lang w:val="zh-CN"/>
-        </w:rPr>
-      </w:pPr>
-      <w:r>
-        <w:rPr>
-          <w:lang w:val="zh-CN"/>
-        </w:rPr>
-        <w:t xml:space="preserve">    MOV DL, DT1 + 2             ; 'A'</w:t>
-      </w:r>
-    </w:p>
-    <w:p>
-      <w:pPr>
-        <w:rPr>
-          <w:lang w:val="zh-CN"/>
-        </w:rPr>
-      </w:pPr>
-      <w:r>
-        <w:rPr>
-          <w:lang w:val="zh-CN"/>
-        </w:rPr>
-        <w:t xml:space="preserve">    MOV AH, 02H</w:t>
-      </w:r>
-    </w:p>
-    <w:p>
-      <w:pPr>
-        <w:rPr>
-          <w:lang w:val="zh-CN"/>
-        </w:rPr>
-      </w:pPr>
-      <w:r>
-        <w:rPr>
-          <w:lang w:val="zh-CN"/>
-        </w:rPr>
+      <w:r>
+        <w:t xml:space="preserve">    INC SI</w:t>
+      </w:r>
+    </w:p>
+    <w:p>
+      <w:r>
+        <w:t xml:space="preserve">    LOOP OUTPUT_ID</w:t>
+      </w:r>
+    </w:p>
+    <w:p/>
+    <w:p>
+      <w:r>
+        <w:t xml:space="preserve">    LEA DX, CRLF</w:t>
+      </w:r>
+    </w:p>
+    <w:p>
+      <w:r>
+        <w:t xml:space="preserve">    MOV AH, 09H</w:t>
+      </w:r>
+    </w:p>
+    <w:p>
+      <w:r>
         <w:t xml:space="preserve">    INT 21H</w:t>
       </w:r>
     </w:p>
-    <w:p>
-      <w:pPr>
-        <w:rPr>
-          <w:lang w:val="zh-CN"/>
-        </w:rPr>
-      </w:pPr>
-    </w:p>
-    <w:p>
-      <w:pPr>
-        <w:rPr>
-          <w:lang w:val="zh-CN"/>
-        </w:rPr>
-      </w:pPr>
-      <w:r>
-        <w:rPr>
-          <w:lang w:val="zh-CN"/>
-        </w:rPr>
-        <w:t xml:space="preserve">    ; </w:t>
-      </w:r>
-      <w:r>
-        <w:rPr>
-          <w:rFonts w:hint="eastAsia"/>
-          <w:lang w:val="zh-CN"/>
-        </w:rPr>
-        <w:t>换行</w:t>
-      </w:r>
-    </w:p>
-    <w:p>
-      <w:pPr>
-        <w:rPr>
-          <w:lang w:val="zh-CN"/>
-        </w:rPr>
-      </w:pPr>
-      <w:r>
-        <w:rPr>
-          <w:lang w:val="zh-CN"/>
-        </w:rPr>
-        <w:t xml:space="preserve">    LEA DX, CRLF</w:t>
-      </w:r>
-    </w:p>
-    <w:p>
-      <w:pPr>
-        <w:rPr>
-          <w:lang w:val="zh-CN"/>
-        </w:rPr>
-      </w:pPr>
-      <w:r>
-        <w:rPr>
-          <w:lang w:val="zh-CN"/>
-        </w:rPr>
-        <w:t xml:space="preserve">    MOV AH, 09H</w:t>
-      </w:r>
-    </w:p>
-    <w:p>
-      <w:pPr>
-        <w:rPr>
-          <w:lang w:val="zh-CN"/>
-        </w:rPr>
-      </w:pPr>
-      <w:r>
-        <w:rPr>
-          <w:lang w:val="zh-CN"/>
-        </w:rPr>
-        <w:t xml:space="preserve">    INT 21H</w:t>
-      </w:r>
-    </w:p>
-    <w:p>
-      <w:pPr>
-        <w:rPr>
-          <w:lang w:val="zh-CN"/>
-        </w:rPr>
-      </w:pPr>
-    </w:p>
-    <w:p>
-      <w:pPr>
-        <w:rPr>
-          <w:lang w:val="zh-CN"/>
-        </w:rPr>
-      </w:pPr>
-      <w:r>
-        <w:rPr>
-          <w:lang w:val="zh-CN"/>
-        </w:rPr>
-        <w:t xml:space="preserve">    ;========== </w:t>
-      </w:r>
-      <w:r>
-        <w:rPr>
-          <w:rFonts w:hint="eastAsia"/>
-          <w:lang w:val="zh-CN"/>
-        </w:rPr>
-        <w:t>输入学号</w:t>
-      </w:r>
-      <w:r>
-        <w:rPr>
-          <w:lang w:val="zh-CN"/>
-        </w:rPr>
-        <w:t xml:space="preserve"> ==========</w:t>
-      </w:r>
-    </w:p>
-    <w:p>
-      <w:pPr>
-        <w:rPr>
-          <w:lang w:val="zh-CN"/>
-        </w:rPr>
-      </w:pPr>
-      <w:r>
-        <w:rPr>
-          <w:lang w:val="zh-CN"/>
-        </w:rPr>
-        <w:t xml:space="preserve">    LEA DX, MSG1</w:t>
-      </w:r>
-    </w:p>
-    <w:p>
-      <w:pPr>
-        <w:rPr>
-          <w:lang w:val="zh-CN"/>
-        </w:rPr>
-      </w:pPr>
-      <w:r>
-        <w:rPr>
-          <w:lang w:val="zh-CN"/>
-        </w:rPr>
-        <w:t xml:space="preserve">    MOV AH, 09H</w:t>
-      </w:r>
-    </w:p>
-    <w:p>
-      <w:pPr>
-        <w:rPr>
-          <w:lang w:val="zh-CN"/>
-        </w:rPr>
-      </w:pPr>
-      <w:r>
-        <w:rPr>
-          <w:lang w:val="zh-CN"/>
-        </w:rPr>
-        <w:t xml:space="preserve">    INT 21H</w:t>
-      </w:r>
-    </w:p>
-    <w:p>
-      <w:pPr>
-        <w:rPr>
-          <w:lang w:val="zh-CN"/>
-        </w:rPr>
-      </w:pPr>
-    </w:p>
-    <w:p>
-      <w:pPr>
-        <w:rPr>
-          <w:lang w:val="zh-CN"/>
-        </w:rPr>
-      </w:pPr>
-      <w:r>
-        <w:rPr>
-          <w:lang w:val="zh-CN"/>
-        </w:rPr>
-        <w:t xml:space="preserve">    LEA DX, SN</w:t>
-      </w:r>
-    </w:p>
-    <w:p>
-      <w:pPr>
-        <w:rPr>
-          <w:lang w:val="zh-CN"/>
-        </w:rPr>
-      </w:pPr>
-      <w:r>
-        <w:rPr>
-          <w:lang w:val="zh-CN"/>
-        </w:rPr>
-        <w:t xml:space="preserve">    MOV AH, 0AH</w:t>
-      </w:r>
-    </w:p>
-    <w:p>
-      <w:pPr>
-        <w:rPr>
-          <w:lang w:val="zh-CN"/>
-        </w:rPr>
-      </w:pPr>
-      <w:r>
-        <w:rPr>
-          <w:lang w:val="zh-CN"/>
-        </w:rPr>
-        <w:t xml:space="preserve">    INT 21H                     </w:t>
-      </w:r>
-    </w:p>
-    <w:p>
-      <w:pPr>
-        <w:rPr>
-          <w:lang w:val="zh-CN"/>
-        </w:rPr>
-      </w:pPr>
-    </w:p>
-    <w:p>
-      <w:pPr>
-        <w:rPr>
-          <w:lang w:val="zh-CN"/>
-        </w:rPr>
-      </w:pPr>
-      <w:r>
-        <w:rPr>
-          <w:lang w:val="zh-CN"/>
-        </w:rPr>
-        <w:t xml:space="preserve">    ;========== </w:t>
-      </w:r>
-      <w:r>
-        <w:rPr>
-          <w:rFonts w:hint="eastAsia"/>
-          <w:lang w:val="zh-CN"/>
-        </w:rPr>
-        <w:t>输入姓名</w:t>
-      </w:r>
-      <w:r>
-        <w:rPr>
-          <w:lang w:val="zh-CN"/>
-        </w:rPr>
-        <w:t xml:space="preserve"> ==========</w:t>
-      </w:r>
-    </w:p>
-    <w:p>
-      <w:pPr>
-        <w:rPr>
-          <w:lang w:val="zh-CN"/>
-        </w:rPr>
-      </w:pPr>
-      <w:r>
-        <w:rPr>
-          <w:lang w:val="zh-CN"/>
-        </w:rPr>
-        <w:t xml:space="preserve">    LEA DX, MSG2</w:t>
-      </w:r>
-    </w:p>
-    <w:p>
-      <w:pPr>
-        <w:rPr>
-          <w:lang w:val="zh-CN"/>
-        </w:rPr>
-      </w:pPr>
-      <w:r>
-        <w:rPr>
-          <w:lang w:val="zh-CN"/>
-        </w:rPr>
-        <w:t xml:space="preserve">    MOV AH, 09H</w:t>
-      </w:r>
-    </w:p>
-    <w:p>
-      <w:pPr>
-        <w:rPr>
-          <w:lang w:val="zh-CN"/>
-        </w:rPr>
-      </w:pPr>
-      <w:r>
-        <w:rPr>
-          <w:lang w:val="zh-CN"/>
-        </w:rPr>
-        <w:t xml:space="preserve">    INT 21H</w:t>
-      </w:r>
-    </w:p>
-    <w:p>
-      <w:pPr>
-        <w:rPr>
-          <w:lang w:val="zh-CN"/>
-        </w:rPr>
-      </w:pPr>
-    </w:p>
-    <w:p>
-      <w:pPr>
-        <w:rPr>
-          <w:lang w:val="zh-CN"/>
-        </w:rPr>
-      </w:pPr>
-      <w:r>
-        <w:rPr>
-          <w:lang w:val="zh-CN"/>
-        </w:rPr>
-        <w:t xml:space="preserve">    LEA DX, NAM</w:t>
-      </w:r>
-    </w:p>
-    <w:p>
-      <w:pPr>
-        <w:rPr>
-          <w:lang w:val="zh-CN"/>
-        </w:rPr>
-      </w:pPr>
-      <w:r>
-        <w:rPr>
-          <w:lang w:val="zh-CN"/>
-        </w:rPr>
-        <w:t xml:space="preserve">    MOV AH, 0AH</w:t>
-      </w:r>
-    </w:p>
-    <w:p>
-      <w:pPr>
-        <w:rPr>
-          <w:lang w:val="zh-CN"/>
-        </w:rPr>
-      </w:pPr>
-      <w:r>
-        <w:rPr>
-          <w:lang w:val="zh-CN"/>
-        </w:rPr>
-        <w:t xml:space="preserve">    INT 21H                     </w:t>
-      </w:r>
-    </w:p>
-    <w:p>
-      <w:pPr>
-        <w:rPr>
-          <w:lang w:val="zh-CN"/>
-        </w:rPr>
-      </w:pPr>
-    </w:p>
-    <w:p>
-      <w:pPr>
-        <w:rPr>
-          <w:lang w:val="zh-CN"/>
-        </w:rPr>
-      </w:pPr>
-      <w:r>
-        <w:rPr>
-          <w:lang w:val="zh-CN"/>
-        </w:rPr>
-        <w:t xml:space="preserve">    ;========== </w:t>
-      </w:r>
-      <w:r>
-        <w:rPr>
-          <w:rFonts w:hint="eastAsia"/>
-          <w:lang w:val="zh-CN"/>
-        </w:rPr>
-        <w:t>任务</w:t>
-      </w:r>
-      <w:r>
-        <w:rPr>
-          <w:lang w:val="zh-CN"/>
-        </w:rPr>
-        <w:t>6</w:t>
-      </w:r>
-      <w:r>
-        <w:rPr>
-          <w:rFonts w:hint="eastAsia"/>
-          <w:lang w:val="zh-CN"/>
-        </w:rPr>
-        <w:t>：输出</w:t>
-      </w:r>
-      <w:r>
-        <w:rPr>
-          <w:lang w:val="zh-CN"/>
-        </w:rPr>
-        <w:t xml:space="preserve"> ==========</w:t>
-      </w:r>
-    </w:p>
-    <w:p>
-      <w:pPr>
-        <w:rPr>
-          <w:lang w:val="zh-CN"/>
-        </w:rPr>
-      </w:pPr>
-      <w:r>
-        <w:rPr>
-          <w:lang w:val="zh-CN"/>
-        </w:rPr>
-        <w:t xml:space="preserve">    LEA DX, MSG3</w:t>
-      </w:r>
-    </w:p>
-    <w:p>
-      <w:pPr>
-        <w:rPr>
-          <w:lang w:val="zh-CN"/>
-        </w:rPr>
-      </w:pPr>
-      <w:r>
-        <w:rPr>
-          <w:lang w:val="zh-CN"/>
-        </w:rPr>
-        <w:t xml:space="preserve">    MOV AH, 09H</w:t>
-      </w:r>
-    </w:p>
-    <w:p>
-      <w:pPr>
-        <w:rPr>
-          <w:lang w:val="zh-CN"/>
-        </w:rPr>
-      </w:pPr>
-      <w:r>
-        <w:rPr>
-          <w:lang w:val="zh-CN"/>
-        </w:rPr>
-        <w:t xml:space="preserve">    INT 21H</w:t>
-      </w:r>
-    </w:p>
-    <w:p>
-      <w:pPr>
-        <w:rPr>
-          <w:lang w:val="zh-CN"/>
-        </w:rPr>
-      </w:pPr>
-    </w:p>
-    <w:p>
-      <w:pPr>
-        <w:rPr>
-          <w:lang w:val="zh-CN"/>
-        </w:rPr>
-      </w:pPr>
-      <w:r>
-        <w:rPr>
-          <w:lang w:val="zh-CN"/>
-        </w:rPr>
-        <w:t xml:space="preserve">    ; </w:t>
-      </w:r>
-      <w:r>
-        <w:rPr>
-          <w:rFonts w:hint="eastAsia"/>
-          <w:lang w:val="zh-CN"/>
-        </w:rPr>
-        <w:t>输出学号</w:t>
-      </w:r>
-    </w:p>
-    <w:p>
-      <w:pPr>
-        <w:rPr>
-          <w:lang w:val="zh-CN"/>
-        </w:rPr>
-      </w:pPr>
-      <w:r>
-        <w:rPr>
-          <w:lang w:val="zh-CN"/>
-        </w:rPr>
-        <w:t xml:space="preserve">    LEA SI, SN + 2</w:t>
-      </w:r>
-    </w:p>
-    <w:p>
-      <w:pPr>
-        <w:rPr>
-          <w:lang w:val="zh-CN"/>
-        </w:rPr>
-      </w:pPr>
-      <w:r>
-        <w:rPr>
-          <w:lang w:val="zh-CN"/>
-        </w:rPr>
-        <w:t xml:space="preserve">    MOV CL, [SN + 1]            </w:t>
-      </w:r>
-    </w:p>
-    <w:p>
-      <w:pPr>
-        <w:rPr>
-          <w:lang w:val="zh-CN"/>
-        </w:rPr>
-      </w:pPr>
-      <w:r>
-        <w:rPr>
-          <w:lang w:val="zh-CN"/>
-        </w:rPr>
-        <w:t xml:space="preserve">    MOV CH, 0</w:t>
-      </w:r>
-    </w:p>
-    <w:p>
-      <w:pPr>
-        <w:rPr>
-          <w:lang w:val="zh-CN"/>
-        </w:rPr>
-      </w:pPr>
-      <w:r>
-        <w:rPr>
-          <w:lang w:val="zh-CN"/>
-        </w:rPr>
-        <w:t>OUTPUT_ID:</w:t>
-      </w:r>
-    </w:p>
-    <w:p>
-      <w:pPr>
-        <w:rPr>
-          <w:lang w:val="zh-CN"/>
-        </w:rPr>
-      </w:pPr>
-      <w:r>
-        <w:rPr>
-          <w:lang w:val="zh-CN"/>
-        </w:rPr>
-        <w:t xml:space="preserve">    MOV DL, [SI]</w:t>
-      </w:r>
-    </w:p>
-    <w:p>
-      <w:pPr>
-        <w:rPr>
-          <w:lang w:val="zh-CN"/>
-        </w:rPr>
-      </w:pPr>
-      <w:r>
-        <w:rPr>
-          <w:lang w:val="zh-CN"/>
-        </w:rPr>
-        <w:t xml:space="preserve">    MOV AH, 02H</w:t>
-      </w:r>
-    </w:p>
-    <w:p>
-      <w:pPr>
-        <w:rPr>
-          <w:lang w:val="zh-CN"/>
-        </w:rPr>
-      </w:pPr>
-      <w:r>
-        <w:rPr>
-          <w:lang w:val="zh-CN"/>
-        </w:rPr>
-        <w:t xml:space="preserve">    INT 21H</w:t>
-      </w:r>
-    </w:p>
-    <w:p>
-      <w:pPr>
-        <w:rPr>
-          <w:lang w:val="zh-CN"/>
-        </w:rPr>
-      </w:pPr>
-      <w:r>
-        <w:rPr>
-          <w:lang w:val="zh-CN"/>
-        </w:rPr>
-        <w:t xml:space="preserve">    INC SI</w:t>
-      </w:r>
-    </w:p>
-    <w:p>
-      <w:pPr>
-        <w:rPr>
-          <w:lang w:val="zh-CN"/>
-        </w:rPr>
-      </w:pPr>
-      <w:r>
-        <w:rPr>
-          <w:lang w:val="zh-CN"/>
-        </w:rPr>
-        <w:t xml:space="preserve">    LOOP OUTPUT_ID</w:t>
-      </w:r>
-    </w:p>
-    <w:p>
-      <w:pPr>
-        <w:rPr>
-          <w:lang w:val="zh-CN"/>
-        </w:rPr>
-      </w:pPr>
-    </w:p>
-    <w:p>
-      <w:pPr>
-        <w:rPr>
-          <w:lang w:val="zh-CN"/>
-        </w:rPr>
-      </w:pPr>
-      <w:r>
-        <w:rPr>
-          <w:lang w:val="zh-CN"/>
-        </w:rPr>
-        <w:t xml:space="preserve">    LEA DX, CRLF</w:t>
-      </w:r>
-    </w:p>
-    <w:p>
-      <w:pPr>
-        <w:rPr>
-          <w:lang w:val="zh-CN"/>
-        </w:rPr>
-      </w:pPr>
-      <w:r>
-        <w:rPr>
-          <w:lang w:val="zh-CN"/>
-        </w:rPr>
-        <w:t xml:space="preserve">    MOV AH, 09H</w:t>
-      </w:r>
-    </w:p>
-    <w:p>
-      <w:pPr>
-        <w:rPr>
-          <w:lang w:val="zh-CN"/>
-        </w:rPr>
-      </w:pPr>
-      <w:r>
-        <w:rPr>
-          <w:lang w:val="zh-CN"/>
-        </w:rPr>
-        <w:t xml:space="preserve">    INT 21H</w:t>
-      </w:r>
-    </w:p>
-    <w:p>
-      <w:pPr>
-        <w:rPr>
-          <w:lang w:val="zh-CN"/>
-        </w:rPr>
-      </w:pPr>
-    </w:p>
-    <w:p>
-      <w:pPr>
-        <w:rPr>
-          <w:lang w:val="zh-CN"/>
-        </w:rPr>
-      </w:pPr>
-      <w:r>
-        <w:rPr>
-          <w:lang w:val="zh-CN"/>
-        </w:rPr>
+    <w:p/>
+    <w:p>
+      <w:r>
         <w:lastRenderedPageBreak/>
         <w:t xml:space="preserve">    LEA DX, MSG4</w:t>
       </w:r>
     </w:p>
     <w:p>
-      <w:pPr>
-        <w:rPr>
-          <w:lang w:val="zh-CN"/>
-        </w:rPr>
-      </w:pPr>
-      <w:r>
-        <w:rPr>
-          <w:lang w:val="zh-CN"/>
-        </w:rPr>
+      <w:r>
         <w:t xml:space="preserve">    MOV AH, 09H</w:t>
       </w:r>
     </w:p>
     <w:p>
-      <w:pPr>
-        <w:rPr>
-          <w:lang w:val="zh-CN"/>
-        </w:rPr>
-      </w:pPr>
-      <w:r>
-        <w:rPr>
-          <w:lang w:val="zh-CN"/>
-        </w:rPr>
+      <w:r>
         <w:t xml:space="preserve">    INT 21H</w:t>
       </w:r>
     </w:p>
-    <w:p>
-      <w:pPr>
-        <w:rPr>
-          <w:lang w:val="zh-CN"/>
-        </w:rPr>
-      </w:pPr>
-    </w:p>
-    <w:p>
-      <w:pPr>
-        <w:rPr>
-          <w:lang w:val="zh-CN"/>
-        </w:rPr>
-      </w:pPr>
-      <w:r>
-        <w:rPr>
-          <w:lang w:val="zh-CN"/>
-        </w:rPr>
+    <w:p/>
+    <w:p>
+      <w:r>
         <w:t xml:space="preserve">    ; </w:t>
       </w:r>
       <w:r>
@@ -1744,179 +1117,65 @@
       </w:r>
     </w:p>
     <w:p>
-      <w:pPr>
-        <w:rPr>
-          <w:lang w:val="zh-CN"/>
-        </w:rPr>
-      </w:pPr>
-      <w:r>
-        <w:rPr>
-          <w:lang w:val="zh-CN"/>
-        </w:rPr>
+      <w:r>
         <w:t xml:space="preserve">    LEA SI, NAM + 2</w:t>
       </w:r>
     </w:p>
     <w:p>
-      <w:pPr>
-        <w:rPr>
-          <w:lang w:val="zh-CN"/>
-        </w:rPr>
-      </w:pPr>
-      <w:r>
-        <w:rPr>
-          <w:lang w:val="zh-CN"/>
-        </w:rPr>
+      <w:r>
         <w:t xml:space="preserve">    MOV CL, [NAM + 1]</w:t>
       </w:r>
     </w:p>
     <w:p>
-      <w:pPr>
-        <w:rPr>
-          <w:lang w:val="zh-CN"/>
-        </w:rPr>
-      </w:pPr>
-      <w:r>
-        <w:rPr>
-          <w:lang w:val="zh-CN"/>
-        </w:rPr>
+      <w:r>
         <w:t xml:space="preserve">    MOV CH, 0</w:t>
       </w:r>
     </w:p>
     <w:p>
-      <w:pPr>
-        <w:rPr>
-          <w:lang w:val="zh-CN"/>
-        </w:rPr>
-      </w:pPr>
-      <w:r>
-        <w:rPr>
-          <w:lang w:val="zh-CN"/>
-        </w:rPr>
+      <w:r>
         <w:t xml:space="preserve">    ADD SI, CX</w:t>
       </w:r>
     </w:p>
     <w:p>
-      <w:pPr>
-        <w:rPr>
-          <w:lang w:val="zh-CN"/>
-        </w:rPr>
-      </w:pPr>
-      <w:r>
-        <w:rPr>
-          <w:lang w:val="zh-CN"/>
-        </w:rPr>
+      <w:r>
         <w:t xml:space="preserve">    MOV BYTE PTR [SI], '$'      </w:t>
       </w:r>
     </w:p>
-    <w:p>
-      <w:pPr>
-        <w:rPr>
-          <w:lang w:val="zh-CN"/>
-        </w:rPr>
-      </w:pPr>
-    </w:p>
-    <w:p>
-      <w:pPr>
-        <w:rPr>
-          <w:lang w:val="zh-CN"/>
-        </w:rPr>
-      </w:pPr>
-      <w:r>
-        <w:rPr>
-          <w:lang w:val="zh-CN"/>
-        </w:rPr>
+    <w:p/>
+    <w:p>
+      <w:r>
         <w:t xml:space="preserve">    LEA DX, NAM + 2</w:t>
       </w:r>
     </w:p>
     <w:p>
-      <w:pPr>
-        <w:rPr>
-          <w:lang w:val="zh-CN"/>
-        </w:rPr>
-      </w:pPr>
-      <w:r>
-        <w:rPr>
-          <w:lang w:val="zh-CN"/>
-        </w:rPr>
+      <w:r>
         <w:t xml:space="preserve">    MOV AH, 09H</w:t>
       </w:r>
     </w:p>
     <w:p>
-      <w:pPr>
-        <w:rPr>
-          <w:lang w:val="zh-CN"/>
-        </w:rPr>
-      </w:pPr>
-      <w:r>
-        <w:rPr>
-          <w:lang w:val="zh-CN"/>
-        </w:rPr>
+      <w:r>
         <w:t xml:space="preserve">    INT 21H</w:t>
       </w:r>
     </w:p>
-    <w:p>
-      <w:pPr>
-        <w:rPr>
-          <w:lang w:val="zh-CN"/>
-        </w:rPr>
-      </w:pPr>
-    </w:p>
-    <w:p>
-      <w:pPr>
-        <w:rPr>
-          <w:lang w:val="zh-CN"/>
-        </w:rPr>
-      </w:pPr>
-      <w:r>
-        <w:rPr>
-          <w:lang w:val="zh-CN"/>
-        </w:rPr>
+    <w:p/>
+    <w:p>
+      <w:r>
         <w:t xml:space="preserve">    LEA DX, CRLF</w:t>
       </w:r>
     </w:p>
     <w:p>
-      <w:pPr>
-        <w:rPr>
-          <w:lang w:val="zh-CN"/>
-        </w:rPr>
-      </w:pPr>
-      <w:r>
-        <w:rPr>
-          <w:lang w:val="zh-CN"/>
-        </w:rPr>
+      <w:r>
         <w:t xml:space="preserve">    MOV AH, 09H</w:t>
       </w:r>
     </w:p>
     <w:p>
-      <w:pPr>
-        <w:rPr>
-          <w:lang w:val="zh-CN"/>
-        </w:rPr>
-      </w:pPr>
-      <w:r>
-        <w:rPr>
-          <w:lang w:val="zh-CN"/>
-        </w:rPr>
+      <w:r>
         <w:t xml:space="preserve">    INT 21H</w:t>
       </w:r>
     </w:p>
-    <w:p>
-      <w:pPr>
-        <w:rPr>
-          <w:lang w:val="zh-CN"/>
-        </w:rPr>
-      </w:pPr>
-    </w:p>
-    <w:p>
-      <w:pPr>
-        <w:rPr>
-          <w:lang w:val="zh-CN"/>
-        </w:rPr>
-      </w:pPr>
-      <w:r>
-        <w:rPr>
-          <w:lang w:val="zh-CN"/>
-        </w:rPr>
+    <w:p/>
+    <w:p>
+      <w:r>
         <w:t xml:space="preserve">    ; </w:t>
       </w:r>
       <w:r>
@@ -1928,64 +1187,26 @@
       </w:r>
     </w:p>
     <w:p>
-      <w:pPr>
-        <w:rPr>
-          <w:lang w:val="zh-CN"/>
-        </w:rPr>
-      </w:pPr>
-      <w:r>
-        <w:rPr>
-          <w:lang w:val="zh-CN"/>
-        </w:rPr>
+      <w:r>
         <w:t xml:space="preserve">    MOV AX, 4C00H</w:t>
       </w:r>
     </w:p>
     <w:p>
-      <w:pPr>
-        <w:rPr>
-          <w:lang w:val="zh-CN"/>
-        </w:rPr>
-      </w:pPr>
-      <w:r>
-        <w:rPr>
-          <w:lang w:val="zh-CN"/>
-        </w:rPr>
+      <w:r>
         <w:t xml:space="preserve">    INT 21H</w:t>
       </w:r>
     </w:p>
     <w:p>
-      <w:pPr>
-        <w:rPr>
-          <w:lang w:val="zh-CN"/>
-        </w:rPr>
-      </w:pPr>
-      <w:r>
-        <w:rPr>
-          <w:lang w:val="zh-CN"/>
-        </w:rPr>
+      <w:r>
         <w:t>MAIN ENDP</w:t>
       </w:r>
     </w:p>
     <w:p>
-      <w:pPr>
-        <w:rPr>
-          <w:lang w:val="zh-CN"/>
-        </w:rPr>
-      </w:pPr>
-      <w:r>
-        <w:rPr>
-          <w:lang w:val="zh-CN"/>
-        </w:rPr>
+      <w:r>
         <w:t>END MAIN</w:t>
       </w:r>
     </w:p>
-    <w:p>
-      <w:pPr>
-        <w:rPr>
-          <w:rFonts w:hint="eastAsia"/>
-        </w:rPr>
-      </w:pPr>
-    </w:p>
+    <w:p/>
     <w:sectPr>
       <w:pgSz w:w="11906" w:h="16838"/>
       <w:pgMar w:top="1440" w:right="1440" w:bottom="1440" w:left="1440" w:header="851" w:footer="992" w:gutter="0"/>
@@ -2598,6 +1819,7 @@
   <w:style w:type="character" w:default="1" w:styleId="a0">
     <w:name w:val="Default Paragraph Font"/>
     <w:uiPriority w:val="1"/>
+    <w:semiHidden/>
     <w:unhideWhenUsed/>
   </w:style>
   <w:style w:type="table" w:default="1" w:styleId="a1">
